--- a/readme.docx
+++ b/readme.docx
@@ -6,7 +6,7 @@
       <w:pPr>
         <w:jc w:val="center"/>
         <w:rPr>
-          <w:rFonts w:ascii="宋体" w:eastAsia="宋体" w:hAnsi="宋体"/>
+          <w:rFonts w:ascii="宋体" w:eastAsia="宋体" w:hAnsi="宋体" w:hint="eastAsia"/>
           <w:b/>
           <w:bCs/>
           <w:sz w:val="36"/>
@@ -27,7 +27,7 @@
     <w:p>
       <w:pPr>
         <w:rPr>
-          <w:rFonts w:ascii="宋体" w:eastAsia="宋体" w:hAnsi="宋体"/>
+          <w:rFonts w:ascii="宋体" w:eastAsia="宋体" w:hAnsi="宋体" w:hint="eastAsia"/>
           <w:sz w:val="24"/>
         </w:rPr>
       </w:pPr>
@@ -61,7 +61,7 @@
           <w:numId w:val="1"/>
         </w:numPr>
         <w:rPr>
-          <w:rFonts w:ascii="宋体" w:eastAsia="宋体" w:hAnsi="宋体"/>
+          <w:rFonts w:ascii="宋体" w:eastAsia="宋体" w:hAnsi="宋体" w:hint="eastAsia"/>
           <w:sz w:val="24"/>
         </w:rPr>
       </w:pPr>
@@ -81,7 +81,7 @@
           <w:numId w:val="1"/>
         </w:numPr>
         <w:rPr>
-          <w:rFonts w:ascii="宋体" w:eastAsia="宋体" w:hAnsi="宋体"/>
+          <w:rFonts w:ascii="宋体" w:eastAsia="宋体" w:hAnsi="宋体" w:hint="eastAsia"/>
           <w:sz w:val="24"/>
         </w:rPr>
       </w:pPr>
@@ -129,7 +129,7 @@
           <w:numId w:val="1"/>
         </w:numPr>
         <w:rPr>
-          <w:rFonts w:ascii="宋体" w:eastAsia="宋体" w:hAnsi="宋体"/>
+          <w:rFonts w:ascii="宋体" w:eastAsia="宋体" w:hAnsi="宋体" w:hint="eastAsia"/>
           <w:sz w:val="24"/>
         </w:rPr>
       </w:pPr>
@@ -191,7 +191,7 @@
           <w:numId w:val="1"/>
         </w:numPr>
         <w:rPr>
-          <w:rFonts w:ascii="宋体" w:eastAsia="宋体" w:hAnsi="宋体"/>
+          <w:rFonts w:ascii="宋体" w:eastAsia="宋体" w:hAnsi="宋体" w:hint="eastAsia"/>
           <w:sz w:val="24"/>
         </w:rPr>
       </w:pPr>
@@ -206,7 +206,7 @@
     <w:p>
       <w:pPr>
         <w:rPr>
-          <w:rFonts w:ascii="宋体" w:eastAsia="宋体" w:hAnsi="宋体"/>
+          <w:rFonts w:ascii="宋体" w:eastAsia="宋体" w:hAnsi="宋体" w:hint="eastAsia"/>
           <w:sz w:val="24"/>
         </w:rPr>
       </w:pPr>
@@ -234,6 +234,11 @@
       </w:r>
     </w:p>
     <w:p>
+      <w:pPr>
+        <w:rPr>
+          <w:rFonts w:hint="eastAsia"/>
+        </w:rPr>
+      </w:pPr>
       <w:r>
         <w:rPr>
           <w:noProof/>
@@ -316,6 +321,11 @@
       </w:r>
     </w:p>
     <w:p>
+      <w:pPr>
+        <w:rPr>
+          <w:rFonts w:hint="eastAsia"/>
+        </w:rPr>
+      </w:pPr>
       <w:r>
         <w:rPr>
           <w:rFonts w:hint="eastAsia"/>
@@ -324,6 +334,11 @@
       </w:r>
     </w:p>
     <w:p>
+      <w:pPr>
+        <w:rPr>
+          <w:rFonts w:hint="eastAsia"/>
+        </w:rPr>
+      </w:pPr>
       <w:r>
         <w:rPr>
           <w:noProof/>
@@ -366,6 +381,11 @@
       </w:r>
     </w:p>
     <w:p>
+      <w:pPr>
+        <w:rPr>
+          <w:rFonts w:hint="eastAsia"/>
+        </w:rPr>
+      </w:pPr>
       <w:r>
         <w:rPr>
           <w:rFonts w:hint="eastAsia"/>
@@ -375,6 +395,11 @@
       </w:r>
     </w:p>
     <w:p>
+      <w:pPr>
+        <w:rPr>
+          <w:rFonts w:hint="eastAsia"/>
+        </w:rPr>
+      </w:pPr>
       <w:r>
         <w:rPr>
           <w:noProof/>
@@ -416,13 +441,39 @@
         </w:drawing>
       </w:r>
     </w:p>
-    <w:p/>
     <w:p>
-      <w:r>
+      <w:pPr>
         <w:rPr>
           <w:rFonts w:hint="eastAsia"/>
         </w:rPr>
-        <w:t>大概就这样，什么不会的问问ai问问我。敢于表达，我生气不是为了指责你们，而是为了抓紧项目</w:t>
+      </w:pPr>
+    </w:p>
+    <w:p>
+      <w:r>
+        <w:rPr>
+          <w:rFonts w:hint="eastAsia"/>
+        </w:rPr>
+        <w:t>还有个严重错误情况请其他同学注意</w:t>
+      </w:r>
+      <w:r>
+        <w:rPr>
+          <w:rFonts w:hint="eastAsia"/>
+        </w:rPr>
+        <w:t>解码组的同学没有修改main文件，导致现在用现有的学长的main进行编解码一定会报错，所以建议矫正组和ffmpeg组的同学先采用学长的code.cpp和imgdecoder.cpp进行测试</w:t>
+      </w:r>
+      <w:r>
+        <w:rPr>
+          <w:rFonts w:hint="eastAsia"/>
+        </w:rPr>
+        <w:t>。</w:t>
+      </w:r>
+    </w:p>
+    <w:p>
+      <w:r>
+        <w:rPr>
+          <w:rFonts w:hint="eastAsia"/>
+        </w:rPr>
+        <w:t>什么不会的问问ai问问我。敢于表达，我生气不是为了指责你们，而是为了抓紧项目</w:t>
       </w:r>
     </w:p>
     <w:sectPr>
